--- a/src/Tests/Inputs/agendas-minutes/18/input.docx
+++ b/src/Tests/Inputs/agendas-minutes/18/input.docx
@@ -6,7 +6,7 @@
       <w:pPr>
         <w:pStyle w:val="Title"/>
       </w:pPr>
-      <w:bookmarkStart w:id="0" w:name="_GoBack"/>
+      <w:bookmarkStart w:name="_GoBack" w:id="0"/>
       <w:bookmarkEnd w:id="0"/>
       <w:r>
         <w:t>[Meeting name] meeting minutes</w:t>
